--- a/a7/packages/A7 Unit 3 - Exponents and Scientific Notation/Lessons/3.01/A7 3.01 Product Laws of Exponents - Teacher Edition.docx
+++ b/a7/packages/A7 Unit 3 - Exponents and Scientific Notation/Lessons/3.01/A7 3.01 Product Laws of Exponents - Teacher Edition.docx
@@ -3390,7 +3390,7 @@
           <w:color w:val="1A1A1A"/>
           <w:sz w:val="21"/>
         </w:rPr>
-        <w:t xml:space="preserve">Independent Set — Six questions. On your own, in silence.  </w:t>
+        <w:t xml:space="preserve">Independent Set — Six questions. On your own, in writing.  </w:t>
       </w:r>
       <w:r>
         <w:rPr>
@@ -3399,7 +3399,7 @@
           <w:color w:val="1A1A1A"/>
           <w:sz w:val="21"/>
         </w:rPr>
-        <w:t>Hand out the Independent Set.</w:t>
+        <w:t>Hand out the Independent Set; the same six questions are on the board.</w:t>
       </w:r>
     </w:p>
     <w:p>

--- a/a7/packages/A7 Unit 3 - Exponents and Scientific Notation/Lessons/3.01/A7 3.01 Product Laws of Exponents - Teacher Edition.docx
+++ b/a7/packages/A7 Unit 3 - Exponents and Scientific Notation/Lessons/3.01/A7 3.01 Product Laws of Exponents - Teacher Edition.docx
@@ -2613,7 +2613,7 @@
       <w:r>
         <w:drawing>
           <wp:inline xmlns:a="http://schemas.openxmlformats.org/drawingml/2006/main" xmlns:pic="http://schemas.openxmlformats.org/drawingml/2006/picture">
-            <wp:extent cx="417576" cy="170688"/>
+            <wp:extent cx="499871" cy="170688"/>
             <wp:docPr id="4" name="Picture 4"/>
             <wp:cNvGraphicFramePr>
               <a:graphicFrameLocks noChangeAspect="1"/>
@@ -2622,7 +2622,7 @@
               <a:graphicData uri="http://schemas.openxmlformats.org/drawingml/2006/picture">
                 <pic:pic>
                   <pic:nvPicPr>
-                    <pic:cNvPr id="0" name="6bff253168f0d343.png"/>
+                    <pic:cNvPr id="0" name="d6ce281eb740aa63.png"/>
                     <pic:cNvPicPr/>
                   </pic:nvPicPr>
                   <pic:blipFill>
@@ -2634,7 +2634,7 @@
                   <pic:spPr>
                     <a:xfrm>
                       <a:off x="0" y="0"/>
-                      <a:ext cx="417576" cy="170688"/>
+                      <a:ext cx="499871" cy="170688"/>
                     </a:xfrm>
                     <a:prstGeom prst="rect"/>
                   </pic:spPr>
@@ -2660,7 +2660,7 @@
           <w:color w:val="9E1B32"/>
           <w:sz w:val="21"/>
         </w:rPr>
-        <w:t>1000</w:t>
+        <w:t>27,000</w:t>
       </w:r>
       <w:r>
         <w:rPr>
@@ -2669,7 +2669,7 @@
           <w:color w:val="6B6B6B"/>
           <w:sz w:val="19"/>
         </w:rPr>
-        <w:t xml:space="preserve">   30 — multiplied the base by the exponent [misconception: exponent treated as a factor]; 250 — applied the exponent to one factor only</w:t>
+        <w:t xml:space="preserve">   90 — multiplied the base by the exponent [misconception: exponent treated as a factor]; 3,000 — applied the exponent to one factor only</w:t>
       </w:r>
     </w:p>
     <w:p>
@@ -3291,7 +3291,7 @@
           <w:color w:val="1A1A1A"/>
           <w:sz w:val="21"/>
         </w:rPr>
-        <w:t>Aiyanna says she can use the power of a product law to evaluate (10 + (−2))</w:t>
+        <w:t>Aiyanna says she can use the power of a product law to evaluate (9 + (−3))</w:t>
       </w:r>
       <w:r>
         <w:rPr>
@@ -3319,7 +3319,7 @@
           <w:color w:val="9E1B32"/>
           <w:sz w:val="21"/>
         </w:rPr>
-        <w:t>No — (10 + (−2))</w:t>
+        <w:t>No — (9 + (−3))</w:t>
       </w:r>
       <w:r>
         <w:rPr>
@@ -3338,7 +3338,7 @@
           <w:color w:val="9E1B32"/>
           <w:sz w:val="21"/>
         </w:rPr>
-        <w:t xml:space="preserve"> = 8</w:t>
+        <w:t xml:space="preserve"> = 6</w:t>
       </w:r>
       <w:r>
         <w:rPr>
@@ -3357,7 +3357,7 @@
           <w:color w:val="9E1B32"/>
           <w:sz w:val="21"/>
         </w:rPr>
-        <w:t xml:space="preserve"> = 512</w:t>
+        <w:t xml:space="preserve"> = 216</w:t>
       </w:r>
       <w:r>
         <w:rPr>
@@ -3366,7 +3366,7 @@
           <w:color w:val="6B6B6B"/>
           <w:sz w:val="19"/>
         </w:rPr>
-        <w:t xml:space="preserve">   992 — distributed the exponent over the sum [7.NSO.1.1: the laws apply to products and quotients, never to sums]</w:t>
+        <w:t xml:space="preserve">   702 — distributed the exponent over the sum [7.NSO.1.1: the laws apply to products and quotients, never to sums]</w:t>
       </w:r>
     </w:p>
     <w:p>
@@ -3541,7 +3541,7 @@
           <w:color w:val="1A1A1A"/>
           <w:sz w:val="20"/>
         </w:rPr>
-        <w:t>30 — multiplied the base by the exponent [misconception: exponent treated as a factor]</w:t>
+        <w:t>90 — multiplied the base by the exponent [misconception: exponent treated as a factor]</w:t>
       </w:r>
     </w:p>
     <w:p>
@@ -3723,7 +3723,7 @@
           <w:color w:val="1A1A1A"/>
           <w:sz w:val="20"/>
         </w:rPr>
-        <w:t>992 — distributed the exponent over the sum [7.NSO.1.1: the laws apply to products and quotients, never to sums]</w:t>
+        <w:t>702 — distributed the exponent over the sum [7.NSO.1.1: the laws apply to products and quotients, never to sums]</w:t>
       </w:r>
     </w:p>
     <w:p>

--- a/a7/packages/A7 Unit 3 - Exponents and Scientific Notation/Lessons/3.01/A7 3.01 Product Laws of Exponents - Teacher Edition.docx
+++ b/a7/packages/A7 Unit 3 - Exponents and Scientific Notation/Lessons/3.01/A7 3.01 Product Laws of Exponents - Teacher Edition.docx
@@ -2950,7 +2950,7 @@
       <w:r>
         <w:drawing>
           <wp:inline xmlns:a="http://schemas.openxmlformats.org/drawingml/2006/main" xmlns:pic="http://schemas.openxmlformats.org/drawingml/2006/picture">
-            <wp:extent cx="310896" cy="170688"/>
+            <wp:extent cx="307848" cy="170688"/>
             <wp:docPr id="8" name="Picture 8"/>
             <wp:cNvGraphicFramePr>
               <a:graphicFrameLocks noChangeAspect="1"/>
@@ -2959,7 +2959,7 @@
               <a:graphicData uri="http://schemas.openxmlformats.org/drawingml/2006/picture">
                 <pic:pic>
                   <pic:nvPicPr>
-                    <pic:cNvPr id="0" name="6f9a3780273f9463.png"/>
+                    <pic:cNvPr id="0" name="404475202a0a2e1e.png"/>
                     <pic:cNvPicPr/>
                   </pic:nvPicPr>
                   <pic:blipFill>
@@ -2971,7 +2971,7 @@
                   <pic:spPr>
                     <a:xfrm>
                       <a:off x="0" y="0"/>
-                      <a:ext cx="310896" cy="170688"/>
+                      <a:ext cx="307848" cy="170688"/>
                     </a:xfrm>
                     <a:prstGeom prst="rect"/>
                   </pic:spPr>
@@ -3007,7 +3007,7 @@
           <w:sz w:val="21"/>
           <w:vertAlign w:val="superscript"/>
         </w:rPr>
-        <w:t>6</w:t>
+        <w:t>12</w:t>
       </w:r>
       <w:r>
         <w:rPr>
@@ -3016,7 +3016,7 @@
           <w:color w:val="6B6B6B"/>
           <w:sz w:val="19"/>
         </w:rPr>
-        <w:t xml:space="preserve">   (A) added the exponents — the product-of-powers move applied to a power of a power [7.NSO.1.1 misconception, B1G-M]; (B) raised the base to the outer exponent as well [7.NSO.1.1 misconception: operating on the bases]; (D) raised the inner exponent to the outer one, 3</w:t>
+        <w:t xml:space="preserve">   (A) added the exponents — the product-of-powers move applied to a power of a power [7.NSO.1.1 misconception, B1G-M]; (B) raised the base to the outer exponent as well [7.NSO.1.1 misconception: operating on the bases]; (D) raised the inner exponent to the outer one, 4</w:t>
       </w:r>
       <w:r>
         <w:rPr>
@@ -3026,7 +3026,7 @@
           <w:sz w:val="19"/>
           <w:vertAlign w:val="superscript"/>
         </w:rPr>
-        <w:t>2</w:t>
+        <w:t>3</w:t>
       </w:r>
       <w:r>
         <w:rPr>
@@ -3035,7 +3035,7 @@
           <w:color w:val="6B6B6B"/>
           <w:sz w:val="19"/>
         </w:rPr>
-        <w:t xml:space="preserve"> = 9 [misconception: the outer exponent applied to the exponent, not to the power]</w:t>
+        <w:t xml:space="preserve"> = 64 [misconception: the outer exponent applied to the exponent, not to the power]</w:t>
       </w:r>
       <w:r>
         <w:rPr>
